--- a/WEEK 1/Algorithms_Data Structures.docx
+++ b/WEEK 1/Algorithms_Data Structures.docx
@@ -1,7 +1,34 @@
 
 <file path=word/document.xml><?xml version="1.0" encoding="utf-8"?>
-<w:document xmlns:wpc="http://schemas.microsoft.com/office/word/2010/wordprocessingCanvas" xmlns:cx="http://schemas.microsoft.com/office/drawing/2014/chartex" xmlns:cx1="http://schemas.microsoft.com/office/drawing/2015/9/8/chartex" xmlns:cx2="http://schemas.microsoft.com/office/drawing/2015/10/21/chartex" xmlns:cx3="http://schemas.microsoft.com/office/drawing/2016/5/9/chartex" xmlns:cx4="http://schemas.microsoft.com/office/drawing/2016/5/10/chartex" xmlns:cx5="http://schemas.microsoft.com/office/drawing/2016/5/11/chartex" xmlns:cx6="http://schemas.microsoft.com/office/drawing/2016/5/12/chartex" xmlns:cx7="http://schemas.microsoft.com/office/drawing/2016/5/13/chartex" xmlns:cx8="http://schemas.microsoft.com/office/drawing/2016/5/14/chartex" xmlns:mc="http://schemas.openxmlformats.org/markup-compatibility/2006" xmlns:aink="http://schemas.microsoft.com/office/drawing/2016/ink" xmlns:am3d="http://schemas.microsoft.com/office/drawing/2017/model3d" xmlns:o="urn:schemas-microsoft-com:office:office" xmlns:oel="http://schemas.microsoft.com/office/2019/extlst" xmlns:r="http://schemas.openxmlformats.org/officeDocument/2006/relationships" xmlns:m="http://schemas.openxmlformats.org/officeDocument/2006/math" xmlns:v="urn:schemas-microsoft-com:vml" xmlns:wp14="http://schemas.microsoft.com/office/word/2010/wordprocessingDrawing" xmlns:wp="http://schemas.openxmlformats.org/drawingml/2006/wordprocessingDrawing" xmlns:w10="urn:schemas-microsoft-com:office:word" xmlns:w="http://schemas.openxmlformats.org/wordprocessingml/2006/main" xmlns:w14="http://schemas.microsoft.com/office/word/2010/wordml" xmlns:w15="http://schemas.microsoft.com/office/word/2012/wordml" xmlns:w16cex="http://schemas.microsoft.com/office/word/2018/wordml/cex" xmlns:w16cid="http://schemas.microsoft.com/office/word/2016/wordml/cid" xmlns:w16="http://schemas.microsoft.com/office/word/2018/wordml" xmlns:w16du="http://schemas.microsoft.com/office/word/2023/wordml/word16du" xmlns:w16sdtdh="http://schemas.microsoft.com/office/word/2020/wordml/sdtdatahash" xmlns:w16se="http://schemas.microsoft.com/office/word/2015/wordml/symex" xmlns:wpg="http://schemas.microsoft.com/office/word/2010/wordprocessingGroup" xmlns:wpi="http://schemas.microsoft.com/office/word/2010/wordprocessingInk" xmlns:wne="http://schemas.microsoft.com/office/word/2006/wordml" xmlns:wps="http://schemas.microsoft.com/office/word/2010/wordprocessingShape" mc:Ignorable="w14 w15 w16se w16cid w16 w16cex w16sdtdh w16du wp14">
+<w:document xmlns:wpc="http://schemas.microsoft.com/office/word/2010/wordprocessingCanvas" xmlns:cx="http://schemas.microsoft.com/office/drawing/2014/chartex" xmlns:cx1="http://schemas.microsoft.com/office/drawing/2015/9/8/chartex" xmlns:cx2="http://schemas.microsoft.com/office/drawing/2015/10/21/chartex" xmlns:cx3="http://schemas.microsoft.com/office/drawing/2016/5/9/chartex" xmlns:cx4="http://schemas.microsoft.com/office/drawing/2016/5/10/chartex" xmlns:cx5="http://schemas.microsoft.com/office/drawing/2016/5/11/chartex" xmlns:cx6="http://schemas.microsoft.com/office/drawing/2016/5/12/chartex" xmlns:cx7="http://schemas.microsoft.com/office/drawing/2016/5/13/chartex" xmlns:cx8="http://schemas.microsoft.com/office/drawing/2016/5/14/chartex" xmlns:mc="http://schemas.openxmlformats.org/markup-compatibility/2006" xmlns:aink="http://schemas.microsoft.com/office/drawing/2016/ink" xmlns:am3d="http://schemas.microsoft.com/office/drawing/2017/model3d" xmlns:o="urn:schemas-microsoft-com:office:office" xmlns:oel="http://schemas.microsoft.com/office/2019/extlst" xmlns:r="http://schemas.openxmlformats.org/officeDocument/2006/relationships" xmlns:m="http://schemas.openxmlformats.org/officeDocument/2006/math" xmlns:v="urn:schemas-microsoft-com:vml" xmlns:wp14="http://schemas.microsoft.com/office/word/2010/wordprocessingDrawing" xmlns:wp="http://schemas.openxmlformats.org/drawingml/2006/wordprocessingDrawing" xmlns:w10="urn:schemas-microsoft-com:office:word" xmlns:w="http://schemas.openxmlformats.org/wordprocessingml/2006/main" xmlns:w14="http://schemas.microsoft.com/office/word/2010/wordml" xmlns:w15="http://schemas.microsoft.com/office/word/2012/wordml" xmlns:w16cex="http://schemas.microsoft.com/office/word/2018/wordml/cex" xmlns:w16cid="http://schemas.microsoft.com/office/word/2016/wordml/cid" xmlns:w16="http://schemas.microsoft.com/office/word/2018/wordml" xmlns:w16du="http://schemas.microsoft.com/office/word/2023/wordml/word16du" xmlns:w16sdtdh="http://schemas.microsoft.com/office/word/2020/wordml/sdtdatahash" xmlns:w16sdtfl="http://schemas.microsoft.com/office/word/2024/wordml/sdtformatlock" xmlns:w16se="http://schemas.microsoft.com/office/word/2015/wordml/symex" xmlns:wpg="http://schemas.microsoft.com/office/word/2010/wordprocessingGroup" xmlns:wpi="http://schemas.microsoft.com/office/word/2010/wordprocessingInk" xmlns:wne="http://schemas.microsoft.com/office/word/2006/wordml" xmlns:wps="http://schemas.microsoft.com/office/word/2010/wordprocessingShape" mc:Ignorable="w14 w15 w16se w16cid w16 w16cex w16sdtdh w16sdtfl w16du wp14">
   <w:body>
+    <w:p>
+      <w:pPr>
+        <w:pStyle w:val="Title"/>
+        <w:jc w:val="center"/>
+        <w:rPr>
+          <w:rFonts w:ascii="Fixture Italic Black" w:hAnsi="Fixture Italic Black"/>
+          <w:b/>
+          <w:bCs/>
+        </w:rPr>
+      </w:pPr>
+      <w:r>
+        <w:rPr>
+          <w:rFonts w:ascii="Fixture Italic Black" w:hAnsi="Fixture Italic Black"/>
+          <w:b/>
+          <w:bCs/>
+        </w:rPr>
+        <w:t>Digital-Nurture-5.0-Deep-Skilling-Java-hands-on-exercise WEEK 1</w:t>
+      </w:r>
+      <w:r>
+        <w:rPr>
+          <w:rFonts w:ascii="Fixture Italic Black" w:hAnsi="Fixture Italic Black"/>
+          <w:b/>
+          <w:bCs/>
+        </w:rPr>
+        <w:br/>
+      </w:r>
+    </w:p>
     <w:p>
       <w:pPr>
         <w:rPr>
@@ -272,247 +299,140 @@
         <w:rPr>
           <w:b/>
           <w:bCs/>
+        </w:rPr>
+      </w:pPr>
+    </w:p>
+    <w:p>
+      <w:pPr>
+        <w:rPr>
+          <w:b/>
+          <w:bCs/>
+        </w:rPr>
+      </w:pPr>
+    </w:p>
+    <w:p>
+      <w:pPr>
+        <w:rPr>
+          <w:b/>
+          <w:bCs/>
+        </w:rPr>
+      </w:pPr>
+    </w:p>
+    <w:p>
+      <w:pPr>
+        <w:rPr>
+          <w:b/>
+          <w:bCs/>
+        </w:rPr>
+      </w:pPr>
+    </w:p>
+    <w:p>
+      <w:pPr>
+        <w:rPr>
+          <w:b/>
+          <w:bCs/>
+        </w:rPr>
+      </w:pPr>
+    </w:p>
+    <w:p>
+      <w:pPr>
+        <w:rPr>
+          <w:b/>
+          <w:bCs/>
+          <w:sz w:val="32"/>
+          <w:szCs w:val="32"/>
+        </w:rPr>
+      </w:pPr>
+      <w:proofErr w:type="gramStart"/>
+      <w:r>
+        <w:rPr>
+          <w:b/>
+          <w:bCs/>
+          <w:sz w:val="32"/>
+          <w:szCs w:val="32"/>
+        </w:rPr>
+        <w:lastRenderedPageBreak/>
+        <w:t>OUTPUT</w:t>
+      </w:r>
+      <w:r>
+        <w:rPr>
+          <w:b/>
+          <w:bCs/>
+          <w:sz w:val="32"/>
+          <w:szCs w:val="32"/>
+        </w:rPr>
+        <w:t xml:space="preserve"> :</w:t>
+      </w:r>
+      <w:proofErr w:type="gramEnd"/>
+    </w:p>
+    <w:p>
+      <w:pPr>
+        <w:rPr>
+          <w:b/>
+          <w:bCs/>
+        </w:rPr>
+      </w:pPr>
+      <w:r>
+        <w:rPr>
+          <w:b/>
+          <w:bCs/>
+          <w:noProof/>
+        </w:rPr>
+        <w:drawing>
+          <wp:inline distT="0" distB="0" distL="0" distR="0" wp14:anchorId="5FE1F504" wp14:editId="4C6FBBEE">
+            <wp:extent cx="5943600" cy="3197860"/>
+            <wp:effectExtent l="0" t="0" r="0" b="2540"/>
+            <wp:docPr id="838888791" name="Picture 1"/>
+            <wp:cNvGraphicFramePr>
+              <a:graphicFrameLocks xmlns:a="http://schemas.openxmlformats.org/drawingml/2006/main" noChangeAspect="1"/>
+            </wp:cNvGraphicFramePr>
+            <a:graphic xmlns:a="http://schemas.openxmlformats.org/drawingml/2006/main">
+              <a:graphicData uri="http://schemas.openxmlformats.org/drawingml/2006/picture">
+                <pic:pic xmlns:pic="http://schemas.openxmlformats.org/drawingml/2006/picture">
+                  <pic:nvPicPr>
+                    <pic:cNvPr id="838888791" name=""/>
+                    <pic:cNvPicPr/>
+                  </pic:nvPicPr>
+                  <pic:blipFill>
+                    <a:blip r:embed="rId5"/>
+                    <a:stretch>
+                      <a:fillRect/>
+                    </a:stretch>
+                  </pic:blipFill>
+                  <pic:spPr>
+                    <a:xfrm>
+                      <a:off x="0" y="0"/>
+                      <a:ext cx="5943600" cy="3197860"/>
+                    </a:xfrm>
+                    <a:prstGeom prst="rect">
+                      <a:avLst/>
+                    </a:prstGeom>
+                  </pic:spPr>
+                </pic:pic>
+              </a:graphicData>
+            </a:graphic>
+          </wp:inline>
+        </w:drawing>
+      </w:r>
+    </w:p>
+    <w:p>
+      <w:pPr>
+        <w:rPr>
+          <w:b/>
+          <w:bCs/>
           <w:sz w:val="28"/>
           <w:szCs w:val="28"/>
         </w:rPr>
       </w:pPr>
-      <w:r>
+    </w:p>
+    <w:p>
+      <w:pPr>
         <w:rPr>
           <w:b/>
           <w:bCs/>
           <w:sz w:val="28"/>
           <w:szCs w:val="28"/>
         </w:rPr>
-        <w:t>Exercise 2: E-commerce Platform Search Function</w:t>
-      </w:r>
-    </w:p>
-    <w:p>
-      <w:pPr>
-        <w:rPr>
-          <w:sz w:val="24"/>
-          <w:szCs w:val="24"/>
-        </w:rPr>
-      </w:pPr>
-      <w:r>
-        <w:rPr>
-          <w:b/>
-          <w:bCs/>
-          <w:sz w:val="24"/>
-          <w:szCs w:val="24"/>
-        </w:rPr>
-        <w:t>Scenario:</w:t>
-      </w:r>
-      <w:r>
-        <w:rPr>
-          <w:sz w:val="24"/>
-          <w:szCs w:val="24"/>
-        </w:rPr>
-        <w:t xml:space="preserve"> </w:t>
-      </w:r>
-    </w:p>
-    <w:p>
-      <w:r>
-        <w:t>You are working on the search functionality of an e-commerce platform. The search needs to be optimized for fast performance.</w:t>
-      </w:r>
-    </w:p>
-    <w:p>
-      <w:pPr>
-        <w:rPr>
-          <w:sz w:val="24"/>
-          <w:szCs w:val="24"/>
-        </w:rPr>
-      </w:pPr>
-      <w:r>
-        <w:rPr>
-          <w:b/>
-          <w:bCs/>
-          <w:sz w:val="24"/>
-          <w:szCs w:val="24"/>
-        </w:rPr>
-        <w:t>Steps:</w:t>
-      </w:r>
-    </w:p>
-    <w:p>
-      <w:pPr>
-        <w:numPr>
-          <w:ilvl w:val="0"/>
-          <w:numId w:val="2"/>
-        </w:numPr>
-      </w:pPr>
-      <w:r>
-        <w:rPr>
-          <w:b/>
-          <w:bCs/>
-        </w:rPr>
-        <w:t>Understand Asymptotic Notation:</w:t>
-      </w:r>
-    </w:p>
-    <w:p>
-      <w:pPr>
-        <w:numPr>
-          <w:ilvl w:val="1"/>
-          <w:numId w:val="2"/>
-        </w:numPr>
-        <w:spacing w:after="0" w:line="276" w:lineRule="auto"/>
-      </w:pPr>
-      <w:r>
-        <w:t>Explain Big O notation and how it helps in analyzing algorithms.</w:t>
-      </w:r>
-    </w:p>
-    <w:p>
-      <w:pPr>
-        <w:numPr>
-          <w:ilvl w:val="1"/>
-          <w:numId w:val="2"/>
-        </w:numPr>
-        <w:spacing w:after="0" w:line="276" w:lineRule="auto"/>
-      </w:pPr>
-      <w:r>
-        <w:t>Describe the best, average, and worst-case scenarios for search operations.</w:t>
-      </w:r>
-    </w:p>
-    <w:p>
-      <w:pPr>
-        <w:numPr>
-          <w:ilvl w:val="0"/>
-          <w:numId w:val="2"/>
-        </w:numPr>
-      </w:pPr>
-      <w:r>
-        <w:rPr>
-          <w:b/>
-          <w:bCs/>
-        </w:rPr>
-        <w:t>Setup:</w:t>
-      </w:r>
-    </w:p>
-    <w:p>
-      <w:pPr>
-        <w:numPr>
-          <w:ilvl w:val="1"/>
-          <w:numId w:val="2"/>
-        </w:numPr>
-      </w:pPr>
-      <w:r>
-        <w:t xml:space="preserve">Create a class </w:t>
-      </w:r>
-      <w:r>
-        <w:rPr>
-          <w:b/>
-          <w:bCs/>
-        </w:rPr>
-        <w:t>Product</w:t>
-      </w:r>
-      <w:r>
-        <w:t xml:space="preserve"> with attributes for searching, such as </w:t>
-      </w:r>
-      <w:r>
-        <w:rPr>
-          <w:b/>
-          <w:bCs/>
-        </w:rPr>
-        <w:t>productId, productName</w:t>
-      </w:r>
-      <w:r>
-        <w:t xml:space="preserve">, and </w:t>
-      </w:r>
-      <w:r>
-        <w:rPr>
-          <w:b/>
-          <w:bCs/>
-        </w:rPr>
-        <w:t>category</w:t>
-      </w:r>
-      <w:r>
-        <w:t>.</w:t>
-      </w:r>
-    </w:p>
-    <w:p>
-      <w:pPr>
-        <w:numPr>
-          <w:ilvl w:val="0"/>
-          <w:numId w:val="2"/>
-        </w:numPr>
-        <w:spacing w:line="276" w:lineRule="auto"/>
-      </w:pPr>
-      <w:r>
-        <w:rPr>
-          <w:b/>
-          <w:bCs/>
-        </w:rPr>
-        <w:t>Implementation:</w:t>
-      </w:r>
-    </w:p>
-    <w:p>
-      <w:pPr>
-        <w:numPr>
-          <w:ilvl w:val="1"/>
-          <w:numId w:val="2"/>
-        </w:numPr>
-        <w:spacing w:after="0" w:line="276" w:lineRule="auto"/>
-      </w:pPr>
-      <w:r>
-        <w:lastRenderedPageBreak/>
-        <w:t>Implement linear search and binary search algorithms.</w:t>
-      </w:r>
-    </w:p>
-    <w:p>
-      <w:pPr>
-        <w:numPr>
-          <w:ilvl w:val="1"/>
-          <w:numId w:val="2"/>
-        </w:numPr>
-        <w:spacing w:after="0" w:line="276" w:lineRule="auto"/>
-      </w:pPr>
-      <w:r>
-        <w:t>Store products in an array for linear search and a sorted array for binary search.</w:t>
-      </w:r>
-    </w:p>
-    <w:p>
-      <w:pPr>
-        <w:numPr>
-          <w:ilvl w:val="0"/>
-          <w:numId w:val="2"/>
-        </w:numPr>
-      </w:pPr>
-      <w:r>
-        <w:rPr>
-          <w:b/>
-          <w:bCs/>
-        </w:rPr>
-        <w:t>Analysis:</w:t>
-      </w:r>
-    </w:p>
-    <w:p>
-      <w:pPr>
-        <w:numPr>
-          <w:ilvl w:val="1"/>
-          <w:numId w:val="2"/>
-        </w:numPr>
-        <w:spacing w:after="0"/>
-      </w:pPr>
-      <w:r>
-        <w:t>Compare the time complexity of linear and binary search algorithms.</w:t>
-      </w:r>
-    </w:p>
-    <w:p>
-      <w:pPr>
-        <w:numPr>
-          <w:ilvl w:val="1"/>
-          <w:numId w:val="2"/>
-        </w:numPr>
-        <w:spacing w:after="0"/>
-      </w:pPr>
-      <w:r>
-        <w:t>Discuss which algorithm is more suitable for your platform and why.</w:t>
-      </w:r>
-    </w:p>
-    <w:p>
-      <w:pPr>
-        <w:rPr>
-          <w:b/>
-          <w:bCs/>
-        </w:rPr>
       </w:pPr>
     </w:p>
     <w:p>
@@ -524,276 +444,15 @@
           <w:szCs w:val="28"/>
         </w:rPr>
       </w:pPr>
-      <w:r>
+    </w:p>
+    <w:p>
+      <w:pPr>
         <w:rPr>
           <w:b/>
           <w:bCs/>
           <w:sz w:val="28"/>
           <w:szCs w:val="28"/>
         </w:rPr>
-        <w:t>Exercise 3: Sorting Customer Orders</w:t>
-      </w:r>
-    </w:p>
-    <w:p>
-      <w:pPr>
-        <w:rPr>
-          <w:sz w:val="24"/>
-          <w:szCs w:val="24"/>
-        </w:rPr>
-      </w:pPr>
-      <w:r>
-        <w:rPr>
-          <w:b/>
-          <w:bCs/>
-          <w:sz w:val="24"/>
-          <w:szCs w:val="24"/>
-        </w:rPr>
-        <w:t>Scenario:</w:t>
-      </w:r>
-      <w:r>
-        <w:rPr>
-          <w:sz w:val="24"/>
-          <w:szCs w:val="24"/>
-        </w:rPr>
-        <w:t xml:space="preserve"> </w:t>
-      </w:r>
-    </w:p>
-    <w:p>
-      <w:r>
-        <w:t>You are tasked with sorting customer orders by their total price on an e-commerce platform. This helps in prioritizing high-value orders.</w:t>
-      </w:r>
-    </w:p>
-    <w:p>
-      <w:pPr>
-        <w:rPr>
-          <w:sz w:val="24"/>
-          <w:szCs w:val="24"/>
-        </w:rPr>
-      </w:pPr>
-      <w:r>
-        <w:rPr>
-          <w:b/>
-          <w:bCs/>
-          <w:sz w:val="24"/>
-          <w:szCs w:val="24"/>
-        </w:rPr>
-        <w:t>Steps:</w:t>
-      </w:r>
-    </w:p>
-    <w:p>
-      <w:pPr>
-        <w:numPr>
-          <w:ilvl w:val="0"/>
-          <w:numId w:val="3"/>
-        </w:numPr>
-      </w:pPr>
-      <w:r>
-        <w:rPr>
-          <w:b/>
-          <w:bCs/>
-        </w:rPr>
-        <w:t>Understand Sorting Algorithms:</w:t>
-      </w:r>
-    </w:p>
-    <w:p>
-      <w:pPr>
-        <w:numPr>
-          <w:ilvl w:val="1"/>
-          <w:numId w:val="3"/>
-        </w:numPr>
-      </w:pPr>
-      <w:r>
-        <w:t>Explain different sorting algorithms (Bubble Sort, Insertion Sort, Quick Sort, Merge Sort).</w:t>
-      </w:r>
-    </w:p>
-    <w:p>
-      <w:pPr>
-        <w:numPr>
-          <w:ilvl w:val="0"/>
-          <w:numId w:val="3"/>
-        </w:numPr>
-      </w:pPr>
-      <w:r>
-        <w:rPr>
-          <w:b/>
-          <w:bCs/>
-        </w:rPr>
-        <w:t>Setup:</w:t>
-      </w:r>
-    </w:p>
-    <w:p>
-      <w:pPr>
-        <w:numPr>
-          <w:ilvl w:val="1"/>
-          <w:numId w:val="3"/>
-        </w:numPr>
-      </w:pPr>
-      <w:r>
-        <w:t xml:space="preserve">Create a class </w:t>
-      </w:r>
-      <w:r>
-        <w:rPr>
-          <w:b/>
-          <w:bCs/>
-        </w:rPr>
-        <w:t>Order</w:t>
-      </w:r>
-      <w:r>
-        <w:t xml:space="preserve"> with attributes like </w:t>
-      </w:r>
-      <w:r>
-        <w:rPr>
-          <w:b/>
-          <w:bCs/>
-        </w:rPr>
-        <w:t>orderId</w:t>
-      </w:r>
-      <w:r>
-        <w:t xml:space="preserve">, </w:t>
-      </w:r>
-      <w:r>
-        <w:rPr>
-          <w:b/>
-          <w:bCs/>
-        </w:rPr>
-        <w:t>customerName</w:t>
-      </w:r>
-      <w:r>
-        <w:t xml:space="preserve">, and </w:t>
-      </w:r>
-      <w:r>
-        <w:rPr>
-          <w:b/>
-          <w:bCs/>
-        </w:rPr>
-        <w:t>totalPrice</w:t>
-      </w:r>
-      <w:r>
-        <w:t>.</w:t>
-      </w:r>
-    </w:p>
-    <w:p>
-      <w:pPr>
-        <w:numPr>
-          <w:ilvl w:val="0"/>
-          <w:numId w:val="3"/>
-        </w:numPr>
-      </w:pPr>
-      <w:r>
-        <w:rPr>
-          <w:b/>
-          <w:bCs/>
-        </w:rPr>
-        <w:t>Implementation:</w:t>
-      </w:r>
-    </w:p>
-    <w:p>
-      <w:pPr>
-        <w:numPr>
-          <w:ilvl w:val="1"/>
-          <w:numId w:val="3"/>
-        </w:numPr>
-      </w:pPr>
-      <w:r>
-        <w:t xml:space="preserve">Implement </w:t>
-      </w:r>
-      <w:r>
-        <w:rPr>
-          <w:b/>
-          <w:bCs/>
-        </w:rPr>
-        <w:t>Bubble Sort</w:t>
-      </w:r>
-      <w:r>
-        <w:t xml:space="preserve"> to sort orders by </w:t>
-      </w:r>
-      <w:r>
-        <w:rPr>
-          <w:b/>
-          <w:bCs/>
-        </w:rPr>
-        <w:t>totalPrice</w:t>
-      </w:r>
-      <w:r>
-        <w:t>.</w:t>
-      </w:r>
-    </w:p>
-    <w:p>
-      <w:pPr>
-        <w:numPr>
-          <w:ilvl w:val="1"/>
-          <w:numId w:val="3"/>
-        </w:numPr>
-      </w:pPr>
-      <w:r>
-        <w:t xml:space="preserve">Implement </w:t>
-      </w:r>
-      <w:r>
-        <w:rPr>
-          <w:b/>
-          <w:bCs/>
-        </w:rPr>
-        <w:t>Quick Sort</w:t>
-      </w:r>
-      <w:r>
-        <w:t xml:space="preserve"> to sort orders by </w:t>
-      </w:r>
-      <w:r>
-        <w:rPr>
-          <w:b/>
-          <w:bCs/>
-        </w:rPr>
-        <w:t>totalPrice</w:t>
-      </w:r>
-      <w:r>
-        <w:t>.</w:t>
-      </w:r>
-    </w:p>
-    <w:p>
-      <w:pPr>
-        <w:numPr>
-          <w:ilvl w:val="0"/>
-          <w:numId w:val="3"/>
-        </w:numPr>
-      </w:pPr>
-      <w:r>
-        <w:rPr>
-          <w:b/>
-          <w:bCs/>
-        </w:rPr>
-        <w:t>Analysis:</w:t>
-      </w:r>
-    </w:p>
-    <w:p>
-      <w:pPr>
-        <w:numPr>
-          <w:ilvl w:val="1"/>
-          <w:numId w:val="3"/>
-        </w:numPr>
-        <w:spacing w:after="0" w:line="276" w:lineRule="auto"/>
-      </w:pPr>
-      <w:r>
-        <w:t>Compare the performance (time complexity) of Bubble Sort and Quick Sort.</w:t>
-      </w:r>
-    </w:p>
-    <w:p>
-      <w:pPr>
-        <w:numPr>
-          <w:ilvl w:val="1"/>
-          <w:numId w:val="3"/>
-        </w:numPr>
-        <w:spacing w:after="0" w:line="276" w:lineRule="auto"/>
-      </w:pPr>
-      <w:r>
-        <w:t>Discuss why Quick Sort is generally preferred over Bubble Sort.</w:t>
-      </w:r>
-    </w:p>
-    <w:p>
-      <w:pPr>
-        <w:rPr>
-          <w:b/>
-          <w:bCs/>
-        </w:rPr>
       </w:pPr>
     </w:p>
     <w:p>
@@ -805,281 +464,15 @@
           <w:szCs w:val="28"/>
         </w:rPr>
       </w:pPr>
-      <w:r>
+    </w:p>
+    <w:p>
+      <w:pPr>
         <w:rPr>
           <w:b/>
           <w:bCs/>
           <w:sz w:val="28"/>
           <w:szCs w:val="28"/>
         </w:rPr>
-        <w:t>Exercise 4: Employee Management System</w:t>
-      </w:r>
-    </w:p>
-    <w:p>
-      <w:pPr>
-        <w:rPr>
-          <w:sz w:val="24"/>
-          <w:szCs w:val="24"/>
-        </w:rPr>
-      </w:pPr>
-      <w:r>
-        <w:rPr>
-          <w:b/>
-          <w:bCs/>
-          <w:sz w:val="24"/>
-          <w:szCs w:val="24"/>
-        </w:rPr>
-        <w:t>Scenario:</w:t>
-      </w:r>
-      <w:r>
-        <w:rPr>
-          <w:sz w:val="24"/>
-          <w:szCs w:val="24"/>
-        </w:rPr>
-        <w:t xml:space="preserve"> </w:t>
-      </w:r>
-    </w:p>
-    <w:p>
-      <w:r>
-        <w:t>You are developing an employee management system for a company. Efficiently managing employee records is crucial.</w:t>
-      </w:r>
-    </w:p>
-    <w:p>
-      <w:pPr>
-        <w:rPr>
-          <w:sz w:val="24"/>
-          <w:szCs w:val="24"/>
-        </w:rPr>
-      </w:pPr>
-      <w:r>
-        <w:rPr>
-          <w:b/>
-          <w:bCs/>
-          <w:sz w:val="24"/>
-          <w:szCs w:val="24"/>
-        </w:rPr>
-        <w:t>Steps:</w:t>
-      </w:r>
-    </w:p>
-    <w:p>
-      <w:pPr>
-        <w:numPr>
-          <w:ilvl w:val="0"/>
-          <w:numId w:val="4"/>
-        </w:numPr>
-      </w:pPr>
-      <w:r>
-        <w:rPr>
-          <w:b/>
-          <w:bCs/>
-        </w:rPr>
-        <w:t>Understand Array Representation:</w:t>
-      </w:r>
-    </w:p>
-    <w:p>
-      <w:pPr>
-        <w:numPr>
-          <w:ilvl w:val="1"/>
-          <w:numId w:val="4"/>
-        </w:numPr>
-      </w:pPr>
-      <w:r>
-        <w:t>Explain how arrays are represented in memory and their advantages.</w:t>
-      </w:r>
-    </w:p>
-    <w:p>
-      <w:pPr>
-        <w:numPr>
-          <w:ilvl w:val="0"/>
-          <w:numId w:val="4"/>
-        </w:numPr>
-      </w:pPr>
-      <w:r>
-        <w:rPr>
-          <w:b/>
-          <w:bCs/>
-        </w:rPr>
-        <w:t>Setup:</w:t>
-      </w:r>
-    </w:p>
-    <w:p>
-      <w:pPr>
-        <w:numPr>
-          <w:ilvl w:val="1"/>
-          <w:numId w:val="4"/>
-        </w:numPr>
-      </w:pPr>
-      <w:r>
-        <w:t xml:space="preserve">Create a class Employee with attributes like </w:t>
-      </w:r>
-      <w:proofErr w:type="spellStart"/>
-      <w:r>
-        <w:rPr>
-          <w:b/>
-          <w:bCs/>
-        </w:rPr>
-        <w:t>employeeId</w:t>
-      </w:r>
-      <w:proofErr w:type="spellEnd"/>
-      <w:r>
-        <w:t xml:space="preserve">, </w:t>
-      </w:r>
-      <w:r>
-        <w:rPr>
-          <w:b/>
-          <w:bCs/>
-        </w:rPr>
-        <w:t>name</w:t>
-      </w:r>
-      <w:r>
-        <w:t xml:space="preserve">, </w:t>
-      </w:r>
-      <w:r>
-        <w:rPr>
-          <w:b/>
-          <w:bCs/>
-        </w:rPr>
-        <w:t>position</w:t>
-      </w:r>
-      <w:r>
-        <w:t xml:space="preserve">, and </w:t>
-      </w:r>
-      <w:r>
-        <w:rPr>
-          <w:b/>
-          <w:bCs/>
-        </w:rPr>
-        <w:t>salary</w:t>
-      </w:r>
-      <w:r>
-        <w:t>.</w:t>
-      </w:r>
-    </w:p>
-    <w:p>
-      <w:pPr>
-        <w:numPr>
-          <w:ilvl w:val="0"/>
-          <w:numId w:val="4"/>
-        </w:numPr>
-      </w:pPr>
-      <w:r>
-        <w:rPr>
-          <w:b/>
-          <w:bCs/>
-        </w:rPr>
-        <w:lastRenderedPageBreak/>
-        <w:t>Implementation:</w:t>
-      </w:r>
-    </w:p>
-    <w:p>
-      <w:pPr>
-        <w:numPr>
-          <w:ilvl w:val="1"/>
-          <w:numId w:val="4"/>
-        </w:numPr>
-        <w:spacing w:after="0" w:line="276" w:lineRule="auto"/>
-      </w:pPr>
-      <w:r>
-        <w:t>Use an array to store employee records.</w:t>
-      </w:r>
-    </w:p>
-    <w:p>
-      <w:pPr>
-        <w:numPr>
-          <w:ilvl w:val="1"/>
-          <w:numId w:val="4"/>
-        </w:numPr>
-        <w:spacing w:after="0" w:line="276" w:lineRule="auto"/>
-      </w:pPr>
-      <w:r>
-        <w:t xml:space="preserve">Implement methods to </w:t>
-      </w:r>
-      <w:r>
-        <w:rPr>
-          <w:b/>
-          <w:bCs/>
-        </w:rPr>
-        <w:t>add</w:t>
-      </w:r>
-      <w:r>
-        <w:t xml:space="preserve">, </w:t>
-      </w:r>
-      <w:r>
-        <w:rPr>
-          <w:b/>
-          <w:bCs/>
-        </w:rPr>
-        <w:t>search</w:t>
-      </w:r>
-      <w:r>
-        <w:t xml:space="preserve">, </w:t>
-      </w:r>
-      <w:r>
-        <w:rPr>
-          <w:b/>
-          <w:bCs/>
-        </w:rPr>
-        <w:t>traverse</w:t>
-      </w:r>
-      <w:r>
-        <w:t xml:space="preserve">, and </w:t>
-      </w:r>
-      <w:r>
-        <w:rPr>
-          <w:b/>
-          <w:bCs/>
-        </w:rPr>
-        <w:t>delete</w:t>
-      </w:r>
-      <w:r>
-        <w:t xml:space="preserve"> employees in the array.</w:t>
-      </w:r>
-    </w:p>
-    <w:p>
-      <w:pPr>
-        <w:numPr>
-          <w:ilvl w:val="0"/>
-          <w:numId w:val="4"/>
-        </w:numPr>
-      </w:pPr>
-      <w:r>
-        <w:rPr>
-          <w:b/>
-          <w:bCs/>
-        </w:rPr>
-        <w:t>Analysis:</w:t>
-      </w:r>
-    </w:p>
-    <w:p>
-      <w:pPr>
-        <w:numPr>
-          <w:ilvl w:val="1"/>
-          <w:numId w:val="4"/>
-        </w:numPr>
-        <w:spacing w:after="0"/>
-      </w:pPr>
-      <w:r>
-        <w:t>Analyze the time complexity of each operation (add, search, traverse, delete).</w:t>
-      </w:r>
-    </w:p>
-    <w:p>
-      <w:pPr>
-        <w:numPr>
-          <w:ilvl w:val="1"/>
-          <w:numId w:val="4"/>
-        </w:numPr>
-        <w:spacing w:after="0"/>
-      </w:pPr>
-      <w:r>
-        <w:t>Discuss the limitations of arrays and when to use them.</w:t>
-      </w:r>
-    </w:p>
-    <w:p>
-      <w:pPr>
-        <w:rPr>
-          <w:b/>
-          <w:bCs/>
-        </w:rPr>
       </w:pPr>
     </w:p>
     <w:p>
@@ -1091,282 +484,15 @@
           <w:szCs w:val="28"/>
         </w:rPr>
       </w:pPr>
-      <w:r>
+    </w:p>
+    <w:p>
+      <w:pPr>
         <w:rPr>
           <w:b/>
           <w:bCs/>
           <w:sz w:val="28"/>
           <w:szCs w:val="28"/>
         </w:rPr>
-        <w:t>Exercise 5: Task Management System</w:t>
-      </w:r>
-    </w:p>
-    <w:p>
-      <w:pPr>
-        <w:rPr>
-          <w:sz w:val="24"/>
-          <w:szCs w:val="24"/>
-        </w:rPr>
-      </w:pPr>
-      <w:r>
-        <w:rPr>
-          <w:b/>
-          <w:bCs/>
-          <w:sz w:val="24"/>
-          <w:szCs w:val="24"/>
-        </w:rPr>
-        <w:t>Scenario:</w:t>
-      </w:r>
-      <w:r>
-        <w:rPr>
-          <w:sz w:val="24"/>
-          <w:szCs w:val="24"/>
-        </w:rPr>
-        <w:t xml:space="preserve"> </w:t>
-      </w:r>
-    </w:p>
-    <w:p>
-      <w:r>
-        <w:t>You are developing a task management system where tasks need to be added, deleted, and traversed efficiently.</w:t>
-      </w:r>
-    </w:p>
-    <w:p>
-      <w:pPr>
-        <w:rPr>
-          <w:sz w:val="24"/>
-          <w:szCs w:val="24"/>
-        </w:rPr>
-      </w:pPr>
-      <w:r>
-        <w:rPr>
-          <w:b/>
-          <w:bCs/>
-          <w:sz w:val="24"/>
-          <w:szCs w:val="24"/>
-        </w:rPr>
-        <w:t>Steps:</w:t>
-      </w:r>
-    </w:p>
-    <w:p>
-      <w:pPr>
-        <w:numPr>
-          <w:ilvl w:val="0"/>
-          <w:numId w:val="5"/>
-        </w:numPr>
-      </w:pPr>
-      <w:r>
-        <w:rPr>
-          <w:b/>
-          <w:bCs/>
-        </w:rPr>
-        <w:t>Understand Linked Lists:</w:t>
-      </w:r>
-    </w:p>
-    <w:p>
-      <w:pPr>
-        <w:numPr>
-          <w:ilvl w:val="1"/>
-          <w:numId w:val="5"/>
-        </w:numPr>
-      </w:pPr>
-      <w:r>
-        <w:t>Explain the different types of linked lists (Singly Linked List, Doubly Linked List).</w:t>
-      </w:r>
-    </w:p>
-    <w:p>
-      <w:pPr>
-        <w:numPr>
-          <w:ilvl w:val="0"/>
-          <w:numId w:val="5"/>
-        </w:numPr>
-      </w:pPr>
-      <w:r>
-        <w:rPr>
-          <w:b/>
-          <w:bCs/>
-        </w:rPr>
-        <w:t>Setup:</w:t>
-      </w:r>
-    </w:p>
-    <w:p>
-      <w:pPr>
-        <w:numPr>
-          <w:ilvl w:val="1"/>
-          <w:numId w:val="5"/>
-        </w:numPr>
-      </w:pPr>
-      <w:r>
-        <w:t xml:space="preserve">Create a class </w:t>
-      </w:r>
-      <w:r>
-        <w:rPr>
-          <w:b/>
-          <w:bCs/>
-        </w:rPr>
-        <w:t>Task</w:t>
-      </w:r>
-      <w:r>
-        <w:t xml:space="preserve"> with attributes like </w:t>
-      </w:r>
-      <w:proofErr w:type="spellStart"/>
-      <w:r>
-        <w:rPr>
-          <w:b/>
-          <w:bCs/>
-        </w:rPr>
-        <w:t>taskId</w:t>
-      </w:r>
-      <w:proofErr w:type="spellEnd"/>
-      <w:r>
-        <w:t xml:space="preserve">, </w:t>
-      </w:r>
-      <w:proofErr w:type="spellStart"/>
-      <w:r>
-        <w:rPr>
-          <w:b/>
-          <w:bCs/>
-        </w:rPr>
-        <w:t>taskName</w:t>
-      </w:r>
-      <w:proofErr w:type="spellEnd"/>
-      <w:r>
-        <w:t xml:space="preserve">, and </w:t>
-      </w:r>
-      <w:r>
-        <w:rPr>
-          <w:b/>
-          <w:bCs/>
-        </w:rPr>
-        <w:t>status</w:t>
-      </w:r>
-      <w:r>
-        <w:t>.</w:t>
-      </w:r>
-    </w:p>
-    <w:p>
-      <w:pPr>
-        <w:numPr>
-          <w:ilvl w:val="0"/>
-          <w:numId w:val="5"/>
-        </w:numPr>
-      </w:pPr>
-      <w:r>
-        <w:rPr>
-          <w:b/>
-          <w:bCs/>
-        </w:rPr>
-        <w:t>Implementation:</w:t>
-      </w:r>
-    </w:p>
-    <w:p>
-      <w:pPr>
-        <w:numPr>
-          <w:ilvl w:val="1"/>
-          <w:numId w:val="5"/>
-        </w:numPr>
-        <w:spacing w:after="0" w:line="276" w:lineRule="auto"/>
-      </w:pPr>
-      <w:r>
-        <w:t>Implement a singly linked list to manage tasks.</w:t>
-      </w:r>
-    </w:p>
-    <w:p>
-      <w:pPr>
-        <w:numPr>
-          <w:ilvl w:val="1"/>
-          <w:numId w:val="5"/>
-        </w:numPr>
-        <w:spacing w:after="0" w:line="276" w:lineRule="auto"/>
-      </w:pPr>
-      <w:r>
-        <w:t xml:space="preserve">Implement methods to </w:t>
-      </w:r>
-      <w:r>
-        <w:rPr>
-          <w:b/>
-          <w:bCs/>
-        </w:rPr>
-        <w:t>add</w:t>
-      </w:r>
-      <w:r>
-        <w:t xml:space="preserve">, </w:t>
-      </w:r>
-      <w:r>
-        <w:rPr>
-          <w:b/>
-          <w:bCs/>
-        </w:rPr>
-        <w:t>search</w:t>
-      </w:r>
-      <w:r>
-        <w:t xml:space="preserve">, </w:t>
-      </w:r>
-      <w:r>
-        <w:rPr>
-          <w:b/>
-          <w:bCs/>
-        </w:rPr>
-        <w:t>traverse</w:t>
-      </w:r>
-      <w:r>
-        <w:t xml:space="preserve">, and </w:t>
-      </w:r>
-      <w:r>
-        <w:rPr>
-          <w:b/>
-          <w:bCs/>
-        </w:rPr>
-        <w:t>delete</w:t>
-      </w:r>
-      <w:r>
-        <w:t xml:space="preserve"> tasks in the linked list.</w:t>
-      </w:r>
-    </w:p>
-    <w:p>
-      <w:pPr>
-        <w:numPr>
-          <w:ilvl w:val="0"/>
-          <w:numId w:val="5"/>
-        </w:numPr>
-      </w:pPr>
-      <w:r>
-        <w:rPr>
-          <w:b/>
-          <w:bCs/>
-        </w:rPr>
-        <w:t>Analysis:</w:t>
-      </w:r>
-    </w:p>
-    <w:p>
-      <w:pPr>
-        <w:numPr>
-          <w:ilvl w:val="1"/>
-          <w:numId w:val="5"/>
-        </w:numPr>
-        <w:spacing w:after="0" w:line="276" w:lineRule="auto"/>
-      </w:pPr>
-      <w:r>
-        <w:t>Analyze the time complexity of each operation.</w:t>
-      </w:r>
-    </w:p>
-    <w:p>
-      <w:pPr>
-        <w:numPr>
-          <w:ilvl w:val="1"/>
-          <w:numId w:val="5"/>
-        </w:numPr>
-        <w:spacing w:after="0" w:line="276" w:lineRule="auto"/>
-      </w:pPr>
-      <w:r>
-        <w:t>Discuss the advantages of linked lists over arrays for dynamic data.</w:t>
-      </w:r>
-    </w:p>
-    <w:p>
-      <w:pPr>
-        <w:rPr>
-          <w:b/>
-          <w:bCs/>
-        </w:rPr>
       </w:pPr>
     </w:p>
     <w:p>
@@ -1378,241 +504,15 @@
           <w:szCs w:val="28"/>
         </w:rPr>
       </w:pPr>
-      <w:r>
+    </w:p>
+    <w:p>
+      <w:pPr>
         <w:rPr>
           <w:b/>
           <w:bCs/>
           <w:sz w:val="28"/>
           <w:szCs w:val="28"/>
         </w:rPr>
-        <w:t>Exercise 6: Library Management System</w:t>
-      </w:r>
-    </w:p>
-    <w:p>
-      <w:pPr>
-        <w:rPr>
-          <w:sz w:val="24"/>
-          <w:szCs w:val="24"/>
-        </w:rPr>
-      </w:pPr>
-      <w:r>
-        <w:rPr>
-          <w:b/>
-          <w:bCs/>
-          <w:sz w:val="24"/>
-          <w:szCs w:val="24"/>
-        </w:rPr>
-        <w:t>Scenario:</w:t>
-      </w:r>
-      <w:r>
-        <w:rPr>
-          <w:sz w:val="24"/>
-          <w:szCs w:val="24"/>
-        </w:rPr>
-        <w:t xml:space="preserve"> </w:t>
-      </w:r>
-    </w:p>
-    <w:p>
-      <w:r>
-        <w:t>You are developing a library management system where users can search for books by title or author.</w:t>
-      </w:r>
-    </w:p>
-    <w:p>
-      <w:pPr>
-        <w:rPr>
-          <w:sz w:val="24"/>
-          <w:szCs w:val="24"/>
-        </w:rPr>
-      </w:pPr>
-      <w:r>
-        <w:rPr>
-          <w:b/>
-          <w:bCs/>
-          <w:sz w:val="24"/>
-          <w:szCs w:val="24"/>
-        </w:rPr>
-        <w:t>Steps:</w:t>
-      </w:r>
-    </w:p>
-    <w:p>
-      <w:pPr>
-        <w:numPr>
-          <w:ilvl w:val="0"/>
-          <w:numId w:val="6"/>
-        </w:numPr>
-      </w:pPr>
-      <w:r>
-        <w:rPr>
-          <w:b/>
-          <w:bCs/>
-        </w:rPr>
-        <w:t>Understand Search Algorithms:</w:t>
-      </w:r>
-    </w:p>
-    <w:p>
-      <w:pPr>
-        <w:numPr>
-          <w:ilvl w:val="1"/>
-          <w:numId w:val="6"/>
-        </w:numPr>
-      </w:pPr>
-      <w:r>
-        <w:t>Explain linear search and binary search algorithms.</w:t>
-      </w:r>
-    </w:p>
-    <w:p>
-      <w:pPr>
-        <w:numPr>
-          <w:ilvl w:val="0"/>
-          <w:numId w:val="6"/>
-        </w:numPr>
-      </w:pPr>
-      <w:r>
-        <w:rPr>
-          <w:b/>
-          <w:bCs/>
-        </w:rPr>
-        <w:t>Setup:</w:t>
-      </w:r>
-    </w:p>
-    <w:p>
-      <w:pPr>
-        <w:numPr>
-          <w:ilvl w:val="1"/>
-          <w:numId w:val="6"/>
-        </w:numPr>
-      </w:pPr>
-      <w:r>
-        <w:t xml:space="preserve">Create a class </w:t>
-      </w:r>
-      <w:r>
-        <w:rPr>
-          <w:b/>
-          <w:bCs/>
-        </w:rPr>
-        <w:t>Book</w:t>
-      </w:r>
-      <w:r>
-        <w:t xml:space="preserve"> with attributes like </w:t>
-      </w:r>
-      <w:proofErr w:type="spellStart"/>
-      <w:r>
-        <w:rPr>
-          <w:b/>
-          <w:bCs/>
-        </w:rPr>
-        <w:t>bookId</w:t>
-      </w:r>
-      <w:proofErr w:type="spellEnd"/>
-      <w:r>
-        <w:t xml:space="preserve">, </w:t>
-      </w:r>
-      <w:r>
-        <w:rPr>
-          <w:b/>
-          <w:bCs/>
-        </w:rPr>
-        <w:t>title</w:t>
-      </w:r>
-      <w:r>
-        <w:t xml:space="preserve">, and </w:t>
-      </w:r>
-      <w:r>
-        <w:rPr>
-          <w:b/>
-          <w:bCs/>
-        </w:rPr>
-        <w:t>author</w:t>
-      </w:r>
-      <w:r>
-        <w:t>.</w:t>
-      </w:r>
-    </w:p>
-    <w:p>
-      <w:pPr>
-        <w:numPr>
-          <w:ilvl w:val="0"/>
-          <w:numId w:val="6"/>
-        </w:numPr>
-      </w:pPr>
-      <w:r>
-        <w:rPr>
-          <w:b/>
-          <w:bCs/>
-        </w:rPr>
-        <w:lastRenderedPageBreak/>
-        <w:t>Implementation:</w:t>
-      </w:r>
-    </w:p>
-    <w:p>
-      <w:pPr>
-        <w:numPr>
-          <w:ilvl w:val="1"/>
-          <w:numId w:val="6"/>
-        </w:numPr>
-        <w:spacing w:after="0" w:line="276" w:lineRule="auto"/>
-      </w:pPr>
-      <w:r>
-        <w:t>Implement linear search to find books by title.</w:t>
-      </w:r>
-    </w:p>
-    <w:p>
-      <w:pPr>
-        <w:numPr>
-          <w:ilvl w:val="1"/>
-          <w:numId w:val="6"/>
-        </w:numPr>
-        <w:spacing w:after="0" w:line="276" w:lineRule="auto"/>
-      </w:pPr>
-      <w:r>
-        <w:t>Implement binary search to find books by title (assuming the list is sorted).</w:t>
-      </w:r>
-    </w:p>
-    <w:p>
-      <w:pPr>
-        <w:numPr>
-          <w:ilvl w:val="0"/>
-          <w:numId w:val="6"/>
-        </w:numPr>
-      </w:pPr>
-      <w:r>
-        <w:rPr>
-          <w:b/>
-          <w:bCs/>
-        </w:rPr>
-        <w:t>Analysis:</w:t>
-      </w:r>
-    </w:p>
-    <w:p>
-      <w:pPr>
-        <w:numPr>
-          <w:ilvl w:val="1"/>
-          <w:numId w:val="6"/>
-        </w:numPr>
-        <w:spacing w:after="0" w:line="276" w:lineRule="auto"/>
-      </w:pPr>
-      <w:r>
-        <w:t>Compare the time complexity of linear and binary search.</w:t>
-      </w:r>
-    </w:p>
-    <w:p>
-      <w:pPr>
-        <w:numPr>
-          <w:ilvl w:val="1"/>
-          <w:numId w:val="6"/>
-        </w:numPr>
-        <w:spacing w:after="0" w:line="276" w:lineRule="auto"/>
-      </w:pPr>
-      <w:r>
-        <w:t>Discuss when to use each algorithm based on the data set size and order.</w:t>
-      </w:r>
-    </w:p>
-    <w:p>
-      <w:pPr>
-        <w:rPr>
-          <w:b/>
-          <w:bCs/>
-        </w:rPr>
       </w:pPr>
     </w:p>
     <w:p>
@@ -1624,13 +524,52 @@
           <w:szCs w:val="28"/>
         </w:rPr>
       </w:pPr>
-      <w:r>
+    </w:p>
+    <w:p>
+      <w:pPr>
         <w:rPr>
           <w:b/>
           <w:bCs/>
           <w:sz w:val="28"/>
           <w:szCs w:val="28"/>
         </w:rPr>
+      </w:pPr>
+    </w:p>
+    <w:p>
+      <w:pPr>
+        <w:rPr>
+          <w:b/>
+          <w:bCs/>
+          <w:sz w:val="28"/>
+          <w:szCs w:val="28"/>
+        </w:rPr>
+      </w:pPr>
+    </w:p>
+    <w:p>
+      <w:pPr>
+        <w:rPr>
+          <w:b/>
+          <w:bCs/>
+        </w:rPr>
+      </w:pPr>
+    </w:p>
+    <w:p>
+      <w:pPr>
+        <w:rPr>
+          <w:b/>
+          <w:bCs/>
+          <w:sz w:val="28"/>
+          <w:szCs w:val="28"/>
+        </w:rPr>
+      </w:pPr>
+      <w:r>
+        <w:rPr>
+          <w:b/>
+          <w:bCs/>
+          <w:sz w:val="28"/>
+          <w:szCs w:val="28"/>
+        </w:rPr>
+        <w:lastRenderedPageBreak/>
         <w:t>Exercise 7: Financial Forecasting</w:t>
       </w:r>
     </w:p>
@@ -1798,6 +737,94 @@
       </w:r>
     </w:p>
     <w:p/>
+    <w:p/>
+    <w:p/>
+    <w:p/>
+    <w:p/>
+    <w:p/>
+    <w:p/>
+    <w:p/>
+    <w:p/>
+    <w:p/>
+    <w:p/>
+    <w:p/>
+    <w:p/>
+    <w:p/>
+    <w:p/>
+    <w:p/>
+    <w:p>
+      <w:pPr>
+        <w:rPr>
+          <w:b/>
+          <w:bCs/>
+          <w:sz w:val="32"/>
+          <w:szCs w:val="32"/>
+        </w:rPr>
+      </w:pPr>
+      <w:proofErr w:type="gramStart"/>
+      <w:r>
+        <w:rPr>
+          <w:b/>
+          <w:bCs/>
+          <w:sz w:val="32"/>
+          <w:szCs w:val="32"/>
+        </w:rPr>
+        <w:lastRenderedPageBreak/>
+        <w:t>OUTPUT</w:t>
+      </w:r>
+      <w:r>
+        <w:rPr>
+          <w:b/>
+          <w:bCs/>
+          <w:sz w:val="32"/>
+          <w:szCs w:val="32"/>
+        </w:rPr>
+        <w:t xml:space="preserve"> :</w:t>
+      </w:r>
+      <w:proofErr w:type="gramEnd"/>
+    </w:p>
+    <w:p>
+      <w:r>
+        <w:rPr>
+          <w:noProof/>
+        </w:rPr>
+        <w:drawing>
+          <wp:inline distT="0" distB="0" distL="0" distR="0" wp14:anchorId="3569D008" wp14:editId="31209987">
+            <wp:extent cx="5943600" cy="3195320"/>
+            <wp:effectExtent l="0" t="0" r="0" b="5080"/>
+            <wp:docPr id="511455968" name="Picture 1"/>
+            <wp:cNvGraphicFramePr>
+              <a:graphicFrameLocks xmlns:a="http://schemas.openxmlformats.org/drawingml/2006/main" noChangeAspect="1"/>
+            </wp:cNvGraphicFramePr>
+            <a:graphic xmlns:a="http://schemas.openxmlformats.org/drawingml/2006/main">
+              <a:graphicData uri="http://schemas.openxmlformats.org/drawingml/2006/picture">
+                <pic:pic xmlns:pic="http://schemas.openxmlformats.org/drawingml/2006/picture">
+                  <pic:nvPicPr>
+                    <pic:cNvPr id="511455968" name=""/>
+                    <pic:cNvPicPr/>
+                  </pic:nvPicPr>
+                  <pic:blipFill>
+                    <a:blip r:embed="rId6"/>
+                    <a:stretch>
+                      <a:fillRect/>
+                    </a:stretch>
+                  </pic:blipFill>
+                  <pic:spPr>
+                    <a:xfrm>
+                      <a:off x="0" y="0"/>
+                      <a:ext cx="5943600" cy="3195320"/>
+                    </a:xfrm>
+                    <a:prstGeom prst="rect">
+                      <a:avLst/>
+                    </a:prstGeom>
+                  </pic:spPr>
+                </pic:pic>
+              </a:graphicData>
+            </a:graphic>
+          </wp:inline>
+        </w:drawing>
+      </w:r>
+    </w:p>
     <w:sectPr>
       <w:pgSz w:w="12240" w:h="15840"/>
       <w:pgMar w:top="1440" w:right="1440" w:bottom="1440" w:left="1440" w:header="720" w:footer="720" w:gutter="0"/>
@@ -1809,7 +836,7 @@
 </file>
 
 <file path=word/numbering.xml><?xml version="1.0" encoding="utf-8"?>
-<w:numbering xmlns:wpc="http://schemas.microsoft.com/office/word/2010/wordprocessingCanvas" xmlns:cx="http://schemas.microsoft.com/office/drawing/2014/chartex" xmlns:cx1="http://schemas.microsoft.com/office/drawing/2015/9/8/chartex" xmlns:cx2="http://schemas.microsoft.com/office/drawing/2015/10/21/chartex" xmlns:cx3="http://schemas.microsoft.com/office/drawing/2016/5/9/chartex" xmlns:cx4="http://schemas.microsoft.com/office/drawing/2016/5/10/chartex" xmlns:cx5="http://schemas.microsoft.com/office/drawing/2016/5/11/chartex" xmlns:cx6="http://schemas.microsoft.com/office/drawing/2016/5/12/chartex" xmlns:cx7="http://schemas.microsoft.com/office/drawing/2016/5/13/chartex" xmlns:cx8="http://schemas.microsoft.com/office/drawing/2016/5/14/chartex" xmlns:mc="http://schemas.openxmlformats.org/markup-compatibility/2006" xmlns:aink="http://schemas.microsoft.com/office/drawing/2016/ink" xmlns:am3d="http://schemas.microsoft.com/office/drawing/2017/model3d" xmlns:o="urn:schemas-microsoft-com:office:office" xmlns:oel="http://schemas.microsoft.com/office/2019/extlst" xmlns:r="http://schemas.openxmlformats.org/officeDocument/2006/relationships" xmlns:m="http://schemas.openxmlformats.org/officeDocument/2006/math" xmlns:v="urn:schemas-microsoft-com:vml" xmlns:wp14="http://schemas.microsoft.com/office/word/2010/wordprocessingDrawing" xmlns:wp="http://schemas.openxmlformats.org/drawingml/2006/wordprocessingDrawing" xmlns:w10="urn:schemas-microsoft-com:office:word" xmlns:w="http://schemas.openxmlformats.org/wordprocessingml/2006/main" xmlns:w14="http://schemas.microsoft.com/office/word/2010/wordml" xmlns:w15="http://schemas.microsoft.com/office/word/2012/wordml" xmlns:w16cex="http://schemas.microsoft.com/office/word/2018/wordml/cex" xmlns:w16cid="http://schemas.microsoft.com/office/word/2016/wordml/cid" xmlns:w16="http://schemas.microsoft.com/office/word/2018/wordml" xmlns:w16du="http://schemas.microsoft.com/office/word/2023/wordml/word16du" xmlns:w16sdtdh="http://schemas.microsoft.com/office/word/2020/wordml/sdtdatahash" xmlns:w16se="http://schemas.microsoft.com/office/word/2015/wordml/symex" xmlns:wpg="http://schemas.microsoft.com/office/word/2010/wordprocessingGroup" xmlns:wpi="http://schemas.microsoft.com/office/word/2010/wordprocessingInk" xmlns:wne="http://schemas.microsoft.com/office/word/2006/wordml" xmlns:wps="http://schemas.microsoft.com/office/word/2010/wordprocessingShape" mc:Ignorable="w14 w15 w16se w16cid w16 w16cex w16sdtdh w16du wp14">
+<w:numbering xmlns:wpc="http://schemas.microsoft.com/office/word/2010/wordprocessingCanvas" xmlns:cx="http://schemas.microsoft.com/office/drawing/2014/chartex" xmlns:cx1="http://schemas.microsoft.com/office/drawing/2015/9/8/chartex" xmlns:cx2="http://schemas.microsoft.com/office/drawing/2015/10/21/chartex" xmlns:cx3="http://schemas.microsoft.com/office/drawing/2016/5/9/chartex" xmlns:cx4="http://schemas.microsoft.com/office/drawing/2016/5/10/chartex" xmlns:cx5="http://schemas.microsoft.com/office/drawing/2016/5/11/chartex" xmlns:cx6="http://schemas.microsoft.com/office/drawing/2016/5/12/chartex" xmlns:cx7="http://schemas.microsoft.com/office/drawing/2016/5/13/chartex" xmlns:cx8="http://schemas.microsoft.com/office/drawing/2016/5/14/chartex" xmlns:mc="http://schemas.openxmlformats.org/markup-compatibility/2006" xmlns:aink="http://schemas.microsoft.com/office/drawing/2016/ink" xmlns:am3d="http://schemas.microsoft.com/office/drawing/2017/model3d" xmlns:o="urn:schemas-microsoft-com:office:office" xmlns:oel="http://schemas.microsoft.com/office/2019/extlst" xmlns:r="http://schemas.openxmlformats.org/officeDocument/2006/relationships" xmlns:m="http://schemas.openxmlformats.org/officeDocument/2006/math" xmlns:v="urn:schemas-microsoft-com:vml" xmlns:wp14="http://schemas.microsoft.com/office/word/2010/wordprocessingDrawing" xmlns:wp="http://schemas.openxmlformats.org/drawingml/2006/wordprocessingDrawing" xmlns:w10="urn:schemas-microsoft-com:office:word" xmlns:w="http://schemas.openxmlformats.org/wordprocessingml/2006/main" xmlns:w14="http://schemas.microsoft.com/office/word/2010/wordml" xmlns:w15="http://schemas.microsoft.com/office/word/2012/wordml" xmlns:w16cex="http://schemas.microsoft.com/office/word/2018/wordml/cex" xmlns:w16cid="http://schemas.microsoft.com/office/word/2016/wordml/cid" xmlns:w16="http://schemas.microsoft.com/office/word/2018/wordml" xmlns:w16du="http://schemas.microsoft.com/office/word/2023/wordml/word16du" xmlns:w16sdtdh="http://schemas.microsoft.com/office/word/2020/wordml/sdtdatahash" xmlns:w16sdtfl="http://schemas.microsoft.com/office/word/2024/wordml/sdtformatlock" xmlns:w16se="http://schemas.microsoft.com/office/word/2015/wordml/symex" xmlns:wpg="http://schemas.microsoft.com/office/word/2010/wordprocessingGroup" xmlns:wpi="http://schemas.microsoft.com/office/word/2010/wordprocessingInk" xmlns:wne="http://schemas.microsoft.com/office/word/2006/wordml" xmlns:wps="http://schemas.microsoft.com/office/word/2010/wordprocessingShape" mc:Ignorable="w14 w15 w16se w16cid w16 w16cex w16sdtdh w16sdtfl w16du wp14">
   <w:abstractNum w:abstractNumId="0" w15:restartNumberingAfterBreak="0">
     <w:nsid w:val="05B22A57"/>
     <w:multiLevelType w:val="multilevel"/>
@@ -2654,7 +1681,7 @@
 </file>
 
 <file path=word/styles.xml><?xml version="1.0" encoding="utf-8"?>
-<w:styles xmlns:mc="http://schemas.openxmlformats.org/markup-compatibility/2006" xmlns:r="http://schemas.openxmlformats.org/officeDocument/2006/relationships" xmlns:w="http://schemas.openxmlformats.org/wordprocessingml/2006/main" xmlns:w14="http://schemas.microsoft.com/office/word/2010/wordml" xmlns:w15="http://schemas.microsoft.com/office/word/2012/wordml" xmlns:w16cex="http://schemas.microsoft.com/office/word/2018/wordml/cex" xmlns:w16cid="http://schemas.microsoft.com/office/word/2016/wordml/cid" xmlns:w16="http://schemas.microsoft.com/office/word/2018/wordml" xmlns:w16du="http://schemas.microsoft.com/office/word/2023/wordml/word16du" xmlns:w16sdtdh="http://schemas.microsoft.com/office/word/2020/wordml/sdtdatahash" xmlns:w16se="http://schemas.microsoft.com/office/word/2015/wordml/symex" mc:Ignorable="w14 w15 w16se w16cid w16 w16cex w16sdtdh w16du">
+<w:styles xmlns:mc="http://schemas.openxmlformats.org/markup-compatibility/2006" xmlns:r="http://schemas.openxmlformats.org/officeDocument/2006/relationships" xmlns:w="http://schemas.openxmlformats.org/wordprocessingml/2006/main" xmlns:w14="http://schemas.microsoft.com/office/word/2010/wordml" xmlns:w15="http://schemas.microsoft.com/office/word/2012/wordml" xmlns:w16cex="http://schemas.microsoft.com/office/word/2018/wordml/cex" xmlns:w16cid="http://schemas.microsoft.com/office/word/2016/wordml/cid" xmlns:w16="http://schemas.microsoft.com/office/word/2018/wordml" xmlns:w16du="http://schemas.microsoft.com/office/word/2023/wordml/word16du" xmlns:w16sdtdh="http://schemas.microsoft.com/office/word/2020/wordml/sdtdatahash" xmlns:w16sdtfl="http://schemas.microsoft.com/office/word/2024/wordml/sdtformatlock" xmlns:w16se="http://schemas.microsoft.com/office/word/2015/wordml/symex" mc:Ignorable="w14 w15 w16se w16cid w16 w16cex w16sdtdh w16sdtfl w16du">
   <w:docDefaults>
     <w:rPrDefault>
       <w:rPr>
@@ -3057,6 +2084,7 @@
   <w:style w:type="character" w:default="1" w:styleId="DefaultParagraphFont">
     <w:name w:val="Default Paragraph Font"/>
     <w:uiPriority w:val="1"/>
+    <w:semiHidden/>
     <w:unhideWhenUsed/>
   </w:style>
   <w:style w:type="table" w:default="1" w:styleId="TableNormal">
@@ -3079,6 +2107,40 @@
     <w:uiPriority w:val="99"/>
     <w:semiHidden/>
     <w:unhideWhenUsed/>
+  </w:style>
+  <w:style w:type="paragraph" w:styleId="Title">
+    <w:name w:val="Title"/>
+    <w:basedOn w:val="Normal"/>
+    <w:next w:val="Normal"/>
+    <w:link w:val="TitleChar"/>
+    <w:uiPriority w:val="10"/>
+    <w:qFormat/>
+    <w:rsid w:val="009736D5"/>
+    <w:pPr>
+      <w:spacing w:after="0" w:line="240" w:lineRule="auto"/>
+      <w:contextualSpacing/>
+    </w:pPr>
+    <w:rPr>
+      <w:rFonts w:asciiTheme="majorHAnsi" w:eastAsiaTheme="majorEastAsia" w:hAnsiTheme="majorHAnsi" w:cstheme="majorBidi"/>
+      <w:spacing w:val="-10"/>
+      <w:kern w:val="28"/>
+      <w:sz w:val="56"/>
+      <w:szCs w:val="56"/>
+    </w:rPr>
+  </w:style>
+  <w:style w:type="character" w:customStyle="1" w:styleId="TitleChar">
+    <w:name w:val="Title Char"/>
+    <w:basedOn w:val="DefaultParagraphFont"/>
+    <w:link w:val="Title"/>
+    <w:uiPriority w:val="10"/>
+    <w:rsid w:val="009736D5"/>
+    <w:rPr>
+      <w:rFonts w:asciiTheme="majorHAnsi" w:eastAsiaTheme="majorEastAsia" w:hAnsiTheme="majorHAnsi" w:cstheme="majorBidi"/>
+      <w:spacing w:val="-10"/>
+      <w:kern w:val="28"/>
+      <w:sz w:val="56"/>
+      <w:szCs w:val="56"/>
+    </w:rPr>
   </w:style>
 </w:styles>
 </file>
